--- a/Geschichte_11/Stunde_Peisistratos/Handreichung_Peisistratos.docx
+++ b/Geschichte_11/Stunde_Peisistratos/Handreichung_Peisistratos.docx
@@ -710,6 +710,112 @@
           </w:p>
         </w:tc>
       </w:tr>
+      <w:tr>
+        <w:trPr>
+          <w:cantSplit/>
+        </w:trPr>
+        <w:tc>
+          <w:tcPr>
+            <w:tcW w:type="dxa" w:w="2600"/>
+            <w:tcBorders>
+              <w:top w:val="single" w:color="BFB5A5" w:sz="4"/>
+              <w:left w:val="single" w:color="BFB5A5" w:sz="4"/>
+              <w:bottom w:val="single" w:color="BFB5A5" w:sz="4"/>
+              <w:right w:val="single" w:color="BFB5A5" w:sz="4"/>
+            </w:tcBorders>
+            <w:tcMar>
+              <w:top w:type="dxa" w:w="70"/>
+              <w:left w:type="dxa" w:w="100"/>
+              <w:bottom w:type="dxa" w:w="70"/>
+              <w:right w:type="dxa" w:w="100"/>
+            </w:tcMar>
+          </w:tcPr>
+          <w:p>
+            <w:pPr>
+              <w:spacing w:after="30" w:before="0"/>
+            </w:pPr>
+            <w:r>
+              <w:rPr>
+                <w:b/>
+                <w:bCs/>
+                <w:sz w:val="18"/>
+                <w:szCs w:val="18"/>
+              </w:rPr>
+              <w:t xml:space="preserve">Stummes Schaubild</w:t>
+            </w:r>
+          </w:p>
+          <w:p>
+            <w:pPr>
+              <w:spacing w:after="30" w:before="0"/>
+            </w:pPr>
+            <w:r>
+              <w:rPr>
+                <w:sz w:val="18"/>
+                <w:szCs w:val="18"/>
+              </w:rPr>
+              <w:t xml:space="preserve">Stummes_Schaubild_A5.docx</w:t>
+            </w:r>
+          </w:p>
+        </w:tc>
+        <w:tc>
+          <w:tcPr>
+            <w:tcW w:type="dxa" w:w="1900"/>
+            <w:tcBorders>
+              <w:top w:val="single" w:color="BFB5A5" w:sz="4"/>
+              <w:left w:val="single" w:color="BFB5A5" w:sz="4"/>
+              <w:bottom w:val="single" w:color="BFB5A5" w:sz="4"/>
+              <w:right w:val="single" w:color="BFB5A5" w:sz="4"/>
+            </w:tcBorders>
+            <w:tcMar>
+              <w:top w:type="dxa" w:w="70"/>
+              <w:left w:type="dxa" w:w="100"/>
+              <w:bottom w:type="dxa" w:w="70"/>
+              <w:right w:type="dxa" w:w="100"/>
+            </w:tcMar>
+          </w:tcPr>
+          <w:p>
+            <w:pPr>
+              <w:spacing w:after="0" w:before="0"/>
+            </w:pPr>
+            <w:r>
+              <w:rPr>
+                <w:sz w:val="18"/>
+                <w:szCs w:val="18"/>
+              </w:rPr>
+              <w:t xml:space="preserve">halb so viele Blätter wie Schüler</w:t>
+            </w:r>
+          </w:p>
+        </w:tc>
+        <w:tc>
+          <w:tcPr>
+            <w:tcW w:type="dxa" w:w="5138"/>
+            <w:tcBorders>
+              <w:top w:val="single" w:color="BFB5A5" w:sz="4"/>
+              <w:left w:val="single" w:color="BFB5A5" w:sz="4"/>
+              <w:bottom w:val="single" w:color="BFB5A5" w:sz="4"/>
+              <w:right w:val="single" w:color="BFB5A5" w:sz="4"/>
+            </w:tcBorders>
+            <w:tcMar>
+              <w:top w:type="dxa" w:w="70"/>
+              <w:left w:type="dxa" w:w="100"/>
+              <w:bottom w:type="dxa" w:w="70"/>
+              <w:right w:type="dxa" w:w="100"/>
+            </w:tcMar>
+          </w:tcPr>
+          <w:p>
+            <w:pPr>
+              <w:spacing w:after="0" w:before="0"/>
+            </w:pPr>
+            <w:r>
+              <w:rPr>
+                <w:sz w:val="18"/>
+                <w:szCs w:val="18"/>
+              </w:rPr>
+              <w:t xml:space="preserve">A4 quer, 2 Exemplare pro Blatt, in der Mitte schneiden. Kommt danach in den Hefter.</w:t>
+            </w:r>
+          </w:p>
+        </w:tc>
+      </w:tr>
     </w:tbl>
     <w:p>
       <w:pPr>
@@ -720,7 +826,7 @@
           <w:sz w:val="18"/>
           <w:szCs w:val="18"/>
         </w:rPr>
-        <w:t xml:space="preserve">Sonst nichts: Ergebnisse ins Heft, Ausgangskarte auf einen Zettel.</w:t>
+        <w:t xml:space="preserve">Alles andere: Ergebnisse ins Heft, Ausgangskarte auf einen Zettel.</w:t>
       </w:r>
     </w:p>
     <w:p>
@@ -2290,7 +2396,7 @@
                 <w:sz w:val="18"/>
                 <w:szCs w:val="18"/>
               </w:rPr>
-              <w:t xml:space="preserve">Buch und Hefter zu, Karten abdecken. Leeres Gerüst an die Tafel, gemeinsam füllen, Fragen klären, in den Hefter übertragen.</w:t>
+              <w:t xml:space="preserve">Buch und Hefter zu, Karten abdecken. Blatt austeilen, dasselbe Gerüst an die Tafel zeichnen und gemeinsam füllen – jeder schreibt auf seinem Blatt mit. Fragen klären, Blatt in den Hefter.</w:t>
             </w:r>
           </w:p>
         </w:tc>
@@ -5040,7 +5146,7 @@
           <w:sz w:val="19"/>
           <w:szCs w:val="19"/>
         </w:rPr>
-        <w:t xml:space="preserve"> (in ca. 1 Minute an die Tafel zeichnen: Mitte, vier Felder, je ein Pfeil hin und zurück):</w:t>
+        <w:t xml:space="preserve"> (dasselbe Gerüst wie auf dem Blatt; in ca. 1 Minute an die Tafel zeichnen: Mitte, vier Felder, je ein Pfeil hin und zurück):</w:t>
       </w:r>
     </w:p>
     <w:p>

--- a/Geschichte_11/Stunde_Peisistratos/Handreichung_Peisistratos.docx
+++ b/Geschichte_11/Stunde_Peisistratos/Handreichung_Peisistratos.docx
@@ -741,7 +741,7 @@
                 <w:sz w:val="18"/>
                 <w:szCs w:val="18"/>
               </w:rPr>
-              <w:t xml:space="preserve">Stummes Schaubild</w:t>
+              <w:t xml:space="preserve">Arbeitsblatt</w:t>
             </w:r>
           </w:p>
           <w:p>
@@ -753,7 +753,7 @@
                 <w:sz w:val="18"/>
                 <w:szCs w:val="18"/>
               </w:rPr>
-              <w:t xml:space="preserve">Stummes_Schaubild_A5.docx</w:t>
+              <w:t xml:space="preserve">Arbeitsblatt_Peisistratos_A4.docx</w:t>
             </w:r>
           </w:p>
         </w:tc>
@@ -782,7 +782,7 @@
                 <w:sz w:val="18"/>
                 <w:szCs w:val="18"/>
               </w:rPr>
-              <w:t xml:space="preserve">halb so viele Blätter wie Schüler</w:t>
+              <w:t xml:space="preserve">1 pro Schüler</w:t>
             </w:r>
           </w:p>
         </w:tc>
@@ -811,7 +811,7 @@
                 <w:sz w:val="18"/>
                 <w:szCs w:val="18"/>
               </w:rPr>
-              <w:t xml:space="preserve">A4 quer, 2 Exemplare pro Blatt, in der Mitte schneiden. Kommt danach in den Hefter.</w:t>
+              <w:t xml:space="preserve">A4 hoch. Teil A: Buchtext und Antworten zur Personenkarte. Teil B: stummes Schaubild (erst nach dem Tafel-Puzzle). Kommt in den Hefter.</w:t>
             </w:r>
           </w:p>
         </w:tc>
@@ -826,7 +826,7 @@
           <w:sz w:val="18"/>
           <w:szCs w:val="18"/>
         </w:rPr>
-        <w:t xml:space="preserve">Alles andere: Ergebnisse ins Heft, Ausgangskarte auf einen Zettel.</w:t>
+        <w:t xml:space="preserve">Ausgangskarte auf einen Zettel.</w:t>
       </w:r>
     </w:p>
     <w:p>
@@ -1792,7 +1792,7 @@
                 <w:sz w:val="18"/>
                 <w:szCs w:val="18"/>
               </w:rPr>
-              <w:t xml:space="preserve">8 Paare, je eine Karte. Buchtext an der Wand, Feld bestimmen, zwei Sätze ins Heft. Du gehst herum.</w:t>
+              <w:t xml:space="preserve">Arbeitsblatt austeilen. 8 Paare, je eine Karte. Buchtext auf dem Blatt (und an der Wand), Feld bestimmen, Antworten in Teil A. Du gehst herum.</w:t>
             </w:r>
           </w:p>
         </w:tc>
@@ -2396,7 +2396,7 @@
                 <w:sz w:val="18"/>
                 <w:szCs w:val="18"/>
               </w:rPr>
-              <w:t xml:space="preserve">Buch und Hefter zu, Karten abdecken. Blatt austeilen, dasselbe Gerüst an die Tafel zeichnen und gemeinsam füllen – jeder schreibt auf seinem Blatt mit. Fragen klären, Blatt in den Hefter.</w:t>
+              <w:t xml:space="preserve">Karten an der Tafel abdecken. Dasselbe Gerüst an die Tafel zeichnen und gemeinsam füllen – jeder schreibt in Teil B auf seinem Blatt mit. Fragen klären, Blatt in den Hefter.</w:t>
             </w:r>
           </w:p>
         </w:tc>
@@ -5146,7 +5146,7 @@
           <w:sz w:val="19"/>
           <w:szCs w:val="19"/>
         </w:rPr>
-        <w:t xml:space="preserve"> (dasselbe Gerüst wie auf dem Blatt; in ca. 1 Minute an die Tafel zeichnen: Mitte, vier Felder, je ein Pfeil hin und zurück):</w:t>
+        <w:t xml:space="preserve"> (dasselbe Gerüst wie in Teil B des Arbeitsblatts; in ca. 1 Minute an die Tafel zeichnen: Mitte, vier Felder, je ein Pfeil hin und zurück):</w:t>
       </w:r>
     </w:p>
     <w:p>

--- a/Geschichte_11/Stunde_Peisistratos/Handreichung_Peisistratos.docx
+++ b/Geschichte_11/Stunde_Peisistratos/Handreichung_Peisistratos.docx
@@ -811,7 +811,7 @@
                 <w:sz w:val="18"/>
                 <w:szCs w:val="18"/>
               </w:rPr>
-              <w:t xml:space="preserve">A4 hoch. Teil A: Buchtext und Antworten zur Personenkarte. Teil B: stummes Schaubild (erst nach dem Tafel-Puzzle). Kommt in den Hefter.</w:t>
+              <w:t xml:space="preserve">A4 hoch. Teil A: Buchtext und Antworten zur Personenkarte. Teil B: Schaubild, wird beim Tafel-Puzzle parallel ausgefüllt. Kommt in den Hefter.</w:t>
             </w:r>
           </w:p>
         </w:tc>
@@ -867,7 +867,7 @@
           <w:sz w:val="20"/>
           <w:szCs w:val="20"/>
         </w:rPr>
-        <w:t xml:space="preserve">☐  Tafel vorbereiten: in der Mitte „Peisistratos“, darum vier Feldüberschriften – oben „Ganzes Volk“, links „Bauern &amp; Besitzlose“, rechts „Handwerk &amp; Mittelstand“, unten „Adel“ (mit ✓ und ✗). Daneben Platz für das stumme Schaubild.</w:t>
+        <w:t xml:space="preserve">☐  Tafel vorbereiten: in der Mitte „Peisistratos“, darum vier Feldüberschriften – oben „Ganzes Volk“, links „Bauern &amp; Besitzlose“, rechts „Handwerk &amp; Mittelstand“, unten „Adel“ (mit ✓ und ✗). Pfeile hin und zurück einzeichnen – das Gerüst entspricht Teil B des Arbeitsblatts.</w:t>
       </w:r>
     </w:p>
     <w:p>
@@ -1885,7 +1885,7 @@
                 <w:sz w:val="18"/>
                 <w:szCs w:val="18"/>
               </w:rPr>
-              <w:t xml:space="preserve">18–27</w:t>
+              <w:t xml:space="preserve">18–30</w:t>
             </w:r>
           </w:p>
         </w:tc>
@@ -1943,7 +1943,7 @@
                 <w:sz w:val="18"/>
                 <w:szCs w:val="18"/>
               </w:rPr>
-              <w:t xml:space="preserve">Paare heften ihre Karte ins Feld und sagen einen Satz. Klasse prüft.</w:t>
+              <w:t xml:space="preserve">Paare heften ihre Karte ins Feld und sagen einen Satz, die Klasse prüft. Parallel tragen alle jede Maßnahme in Teil B ein. Zum Schluss Pfeile beschriften, Merksatz ergänzen.</w:t>
             </w:r>
           </w:p>
         </w:tc>
@@ -1972,7 +1972,7 @@
                 <w:sz w:val="18"/>
                 <w:szCs w:val="18"/>
               </w:rPr>
-              <w:t xml:space="preserve">Plenum</w:t>
+              <w:t xml:space="preserve">Plenum, EA</w:t>
             </w:r>
           </w:p>
         </w:tc>
@@ -2036,7 +2036,7 @@
                 <w:sz w:val="18"/>
                 <w:szCs w:val="18"/>
               </w:rPr>
-              <w:t xml:space="preserve">27–29</w:t>
+              <w:t xml:space="preserve">30–32</w:t>
             </w:r>
           </w:p>
         </w:tc>
@@ -2094,7 +2094,7 @@
                 <w:sz w:val="18"/>
                 <w:szCs w:val="18"/>
               </w:rPr>
-              <w:t xml:space="preserve">Still vergleichen: Fast alle gewinnen, nur die mächtigsten Gegner verlieren.</w:t>
+              <w:t xml:space="preserve">Teil B mit der Lösung vergleichen, Fehler farbig markieren. Fast alle gewinnen, nur die mächtigsten Gegner verlieren.</w:t>
             </w:r>
           </w:p>
         </w:tc>
@@ -2187,7 +2187,7 @@
                 <w:sz w:val="18"/>
                 <w:szCs w:val="18"/>
               </w:rPr>
-              <w:t xml:space="preserve">29–32</w:t>
+              <w:t xml:space="preserve">32–36</w:t>
             </w:r>
           </w:p>
         </w:tc>
@@ -2338,7 +2338,7 @@
                 <w:sz w:val="18"/>
                 <w:szCs w:val="18"/>
               </w:rPr>
-              <w:t xml:space="preserve">32–40</w:t>
+              <w:t xml:space="preserve">36–41</w:t>
             </w:r>
           </w:p>
         </w:tc>
@@ -2367,7 +2367,7 @@
                 <w:sz w:val="18"/>
                 <w:szCs w:val="18"/>
               </w:rPr>
-              <w:t xml:space="preserve">Stummes Schaubild</w:t>
+              <w:t xml:space="preserve">Ausgangskarte</w:t>
             </w:r>
           </w:p>
         </w:tc>
@@ -2396,7 +2396,7 @@
                 <w:sz w:val="18"/>
                 <w:szCs w:val="18"/>
               </w:rPr>
-              <w:t xml:space="preserve">Karten an der Tafel abdecken. Dasselbe Gerüst an die Tafel zeichnen und gemeinsam füllen – jeder schreibt in Teil B auf seinem Blatt mit. Fragen klären, Blatt in den Hefter.</w:t>
+              <w:t xml:space="preserve">„Peisistratos war ein Tyrann, aber …, weil …“ auf einen Zettel, beim Rausgehen abgeben.</w:t>
             </w:r>
           </w:p>
         </w:tc>
@@ -2425,7 +2425,7 @@
                 <w:sz w:val="18"/>
                 <w:szCs w:val="18"/>
               </w:rPr>
-              <w:t xml:space="preserve">Plenum</w:t>
+              <w:t xml:space="preserve">EA</w:t>
             </w:r>
           </w:p>
         </w:tc>
@@ -2454,7 +2454,7 @@
                 <w:sz w:val="18"/>
                 <w:szCs w:val="18"/>
               </w:rPr>
-              <w:t xml:space="preserve">11</w:t>
+              <w:t xml:space="preserve">11–12</w:t>
             </w:r>
           </w:p>
         </w:tc>
@@ -2489,7 +2489,7 @@
                 <w:sz w:val="18"/>
                 <w:szCs w:val="18"/>
               </w:rPr>
-              <w:t xml:space="preserve">40–41</w:t>
+              <w:t xml:space="preserve">41–45</w:t>
             </w:r>
           </w:p>
         </w:tc>
@@ -2518,7 +2518,7 @@
                 <w:sz w:val="18"/>
                 <w:szCs w:val="18"/>
               </w:rPr>
-              <w:t xml:space="preserve">Selbstkontrolle</w:t>
+              <w:t xml:space="preserve">Puffer</w:t>
             </w:r>
           </w:p>
         </w:tc>
@@ -2547,7 +2547,7 @@
                 <w:sz w:val="18"/>
                 <w:szCs w:val="18"/>
               </w:rPr>
-              <w:t xml:space="preserve">Vergleich mit der Lösung, Fehler farbig markieren.</w:t>
+              <w:t xml:space="preserve">Falls Zeit bleibt: „Wenn alles so gut lief – warum wurden seine Söhne später gestürzt?“ Vermutungen sammeln, Auflösung in der nächsten Stunde (Kleisthenes).</w:t>
             </w:r>
           </w:p>
         </w:tc>
@@ -2576,7 +2576,7 @@
                 <w:sz w:val="18"/>
                 <w:szCs w:val="18"/>
               </w:rPr>
-              <w:t xml:space="preserve">EA</w:t>
+              <w:t xml:space="preserve">Plenum</w:t>
             </w:r>
           </w:p>
         </w:tc>
@@ -2600,164 +2600,6 @@
             <w:pPr>
               <w:spacing w:after="0" w:before="0"/>
             </w:pPr>
-            <w:r>
-              <w:rPr>
-                <w:sz w:val="18"/>
-                <w:szCs w:val="18"/>
-              </w:rPr>
-              <w:t xml:space="preserve">12</w:t>
-            </w:r>
-          </w:p>
-        </w:tc>
-      </w:tr>
-      <w:tr>
-        <w:trPr>
-          <w:cantSplit/>
-        </w:trPr>
-        <w:tc>
-          <w:tcPr>
-            <w:tcW w:type="dxa" w:w="850"/>
-            <w:tcBorders>
-              <w:top w:val="single" w:color="BFB5A5" w:sz="4"/>
-              <w:left w:val="single" w:color="BFB5A5" w:sz="4"/>
-              <w:bottom w:val="single" w:color="BFB5A5" w:sz="4"/>
-              <w:right w:val="single" w:color="BFB5A5" w:sz="4"/>
-            </w:tcBorders>
-            <w:shd w:fill="F4ECDE" w:color="auto" w:val="clear"/>
-            <w:tcMar>
-              <w:top w:type="dxa" w:w="70"/>
-              <w:left w:type="dxa" w:w="100"/>
-              <w:bottom w:type="dxa" w:w="70"/>
-              <w:right w:type="dxa" w:w="100"/>
-            </w:tcMar>
-          </w:tcPr>
-          <w:p>
-            <w:pPr>
-              <w:spacing w:after="0" w:before="0"/>
-            </w:pPr>
-            <w:r>
-              <w:rPr>
-                <w:sz w:val="18"/>
-                <w:szCs w:val="18"/>
-              </w:rPr>
-              <w:t xml:space="preserve">41–45</w:t>
-            </w:r>
-          </w:p>
-        </w:tc>
-        <w:tc>
-          <w:tcPr>
-            <w:tcW w:type="dxa" w:w="1650"/>
-            <w:tcBorders>
-              <w:top w:val="single" w:color="BFB5A5" w:sz="4"/>
-              <w:left w:val="single" w:color="BFB5A5" w:sz="4"/>
-              <w:bottom w:val="single" w:color="BFB5A5" w:sz="4"/>
-              <w:right w:val="single" w:color="BFB5A5" w:sz="4"/>
-            </w:tcBorders>
-            <w:tcMar>
-              <w:top w:type="dxa" w:w="70"/>
-              <w:left w:type="dxa" w:w="100"/>
-              <w:bottom w:type="dxa" w:w="70"/>
-              <w:right w:type="dxa" w:w="100"/>
-            </w:tcMar>
-          </w:tcPr>
-          <w:p>
-            <w:pPr>
-              <w:spacing w:after="0" w:before="0"/>
-            </w:pPr>
-            <w:r>
-              <w:rPr>
-                <w:sz w:val="18"/>
-                <w:szCs w:val="18"/>
-              </w:rPr>
-              <w:t xml:space="preserve">Ausgangskarte</w:t>
-            </w:r>
-          </w:p>
-        </w:tc>
-        <w:tc>
-          <w:tcPr>
-            <w:tcW w:type="dxa" w:w="4188"/>
-            <w:tcBorders>
-              <w:top w:val="single" w:color="BFB5A5" w:sz="4"/>
-              <w:left w:val="single" w:color="BFB5A5" w:sz="4"/>
-              <w:bottom w:val="single" w:color="BFB5A5" w:sz="4"/>
-              <w:right w:val="single" w:color="BFB5A5" w:sz="4"/>
-            </w:tcBorders>
-            <w:tcMar>
-              <w:top w:type="dxa" w:w="70"/>
-              <w:left w:type="dxa" w:w="100"/>
-              <w:bottom w:type="dxa" w:w="70"/>
-              <w:right w:type="dxa" w:w="100"/>
-            </w:tcMar>
-          </w:tcPr>
-          <w:p>
-            <w:pPr>
-              <w:spacing w:after="0" w:before="0"/>
-            </w:pPr>
-            <w:r>
-              <w:rPr>
-                <w:sz w:val="18"/>
-                <w:szCs w:val="18"/>
-              </w:rPr>
-              <w:t xml:space="preserve">„Peisistratos war ein Tyrann, aber …, weil …“ auf einen Zettel, beim Rausgehen abgeben.</w:t>
-            </w:r>
-          </w:p>
-        </w:tc>
-        <w:tc>
-          <w:tcPr>
-            <w:tcW w:type="dxa" w:w="1450"/>
-            <w:tcBorders>
-              <w:top w:val="single" w:color="BFB5A5" w:sz="4"/>
-              <w:left w:val="single" w:color="BFB5A5" w:sz="4"/>
-              <w:bottom w:val="single" w:color="BFB5A5" w:sz="4"/>
-              <w:right w:val="single" w:color="BFB5A5" w:sz="4"/>
-            </w:tcBorders>
-            <w:tcMar>
-              <w:top w:type="dxa" w:w="70"/>
-              <w:left w:type="dxa" w:w="100"/>
-              <w:bottom w:type="dxa" w:w="70"/>
-              <w:right w:type="dxa" w:w="100"/>
-            </w:tcMar>
-          </w:tcPr>
-          <w:p>
-            <w:pPr>
-              <w:spacing w:after="0" w:before="0"/>
-            </w:pPr>
-            <w:r>
-              <w:rPr>
-                <w:sz w:val="18"/>
-                <w:szCs w:val="18"/>
-              </w:rPr>
-              <w:t xml:space="preserve">EA</w:t>
-            </w:r>
-          </w:p>
-        </w:tc>
-        <w:tc>
-          <w:tcPr>
-            <w:tcW w:type="dxa" w:w="1500"/>
-            <w:tcBorders>
-              <w:top w:val="single" w:color="BFB5A5" w:sz="4"/>
-              <w:left w:val="single" w:color="BFB5A5" w:sz="4"/>
-              <w:bottom w:val="single" w:color="BFB5A5" w:sz="4"/>
-              <w:right w:val="single" w:color="BFB5A5" w:sz="4"/>
-            </w:tcBorders>
-            <w:tcMar>
-              <w:top w:type="dxa" w:w="70"/>
-              <w:left w:type="dxa" w:w="100"/>
-              <w:bottom w:type="dxa" w:w="70"/>
-              <w:right w:type="dxa" w:w="100"/>
-            </w:tcMar>
-          </w:tcPr>
-          <w:p>
-            <w:pPr>
-              <w:spacing w:after="0" w:before="0"/>
-            </w:pPr>
-            <w:r>
-              <w:rPr>
-                <w:sz w:val="18"/>
-                <w:szCs w:val="18"/>
-              </w:rPr>
-              <w:t xml:space="preserve">13–14</w:t>
-            </w:r>
           </w:p>
         </w:tc>
       </w:tr>
@@ -5078,7 +4920,7 @@
           <w:sz w:val="19"/>
           <w:szCs w:val="19"/>
         </w:rPr>
-        <w:t xml:space="preserve"> (so sieht die Tafel am Ende des Puzzles aus, Folie 9 und 12):</w:t>
+        <w:t xml:space="preserve"> (so sehen Tafel und Teil B am Ende des Puzzles aus, Folie 9):</w:t>
       </w:r>
     </w:p>
     <w:p>
@@ -5139,14 +4981,14 @@
           <w:sz w:val="19"/>
           <w:szCs w:val="19"/>
         </w:rPr>
-        <w:t xml:space="preserve">Stummes Schaubild</w:t>
+        <w:t xml:space="preserve">Leeres Gerüst</w:t>
       </w:r>
       <w:r>
         <w:rPr>
           <w:sz w:val="19"/>
           <w:szCs w:val="19"/>
         </w:rPr>
-        <w:t xml:space="preserve"> (dasselbe Gerüst wie in Teil B des Arbeitsblatts; in ca. 1 Minute an die Tafel zeichnen: Mitte, vier Felder, je ein Pfeil hin und zurück):</w:t>
+        <w:t xml:space="preserve"> (wie Teil B des Arbeitsblatts; so an der Tafel vorbereiten: Mitte, vier Felder, je ein Pfeil hin und zurück):</w:t>
       </w:r>
     </w:p>
     <w:p>
